--- a/docs/题库导入格式支持说明/Shiroha_Quiz_题库导入格式支持说明.docx
+++ b/docs/题库导入格式支持说明/Shiroha_Quiz_题库导入格式支持说明.docx
@@ -6,6 +6,7 @@
     <w:p>
       <w:pPr>
         <w:pStyle w:val="Heading1"/>
+        <w:keepNext/>
       </w:pPr>
       <w:r>
         <w:t xml:space="preserve">Shiroha Quiz </w:t>
@@ -158,6 +159,7 @@
     <w:p>
       <w:pPr>
         <w:pStyle w:val="Heading2"/>
+        <w:keepNext/>
       </w:pPr>
       <w:r>
         <w:t xml:space="preserve">0. </w:t>
@@ -197,6 +199,7 @@
     <w:p>
       <w:pPr>
         <w:pStyle w:val="SourceCode"/>
+        <w:keepLines/>
       </w:pPr>
       <w:r>
         <w:rPr>
@@ -281,6 +284,7 @@
     <w:p>
       <w:pPr>
         <w:pStyle w:val="Heading2"/>
+        <w:keepNext/>
       </w:pPr>
       <w:r>
         <w:rPr>
@@ -884,6 +888,7 @@
     <w:p>
       <w:pPr>
         <w:pStyle w:val="Heading2"/>
+        <w:keepNext/>
       </w:pPr>
       <w:r>
         <w:t xml:space="preserve">1. </w:t>
@@ -899,6 +904,7 @@
     <w:p>
       <w:pPr>
         <w:pStyle w:val="Heading3"/>
+        <w:keepNext/>
       </w:pPr>
       <w:r>
         <w:t xml:space="preserve">1.1 </w:t>
@@ -924,6 +930,7 @@
     <w:p>
       <w:pPr>
         <w:pStyle w:val="SourceCode"/>
+        <w:keepLines/>
       </w:pPr>
       <w:r>
         <w:rPr>
@@ -1050,6 +1057,7 @@
     <w:p>
       <w:pPr>
         <w:pStyle w:val="SourceCode"/>
+        <w:keepLines/>
       </w:pPr>
       <w:r>
         <w:rPr>
@@ -1176,6 +1184,7 @@
     <w:p>
       <w:pPr>
         <w:pStyle w:val="SourceCode"/>
+        <w:keepLines/>
       </w:pPr>
       <w:r>
         <w:rPr>
@@ -1229,6 +1238,7 @@
     <w:p>
       <w:pPr>
         <w:pStyle w:val="Heading3"/>
+        <w:keepNext/>
       </w:pPr>
       <w:r>
         <w:t xml:space="preserve">1.2 </w:t>
@@ -1243,6 +1253,7 @@
     <w:p>
       <w:pPr>
         <w:pStyle w:val="SourceCode"/>
+        <w:keepLines/>
       </w:pPr>
       <w:r>
         <w:rPr>
@@ -1344,6 +1355,7 @@
     <w:p>
       <w:pPr>
         <w:pStyle w:val="Heading3"/>
+        <w:keepNext/>
       </w:pPr>
       <w:r>
         <w:t xml:space="preserve">1.3 </w:t>
@@ -1369,6 +1381,7 @@
     <w:p>
       <w:pPr>
         <w:pStyle w:val="SourceCode"/>
+        <w:keepLines/>
       </w:pPr>
       <w:r>
         <w:rPr>
@@ -1427,6 +1440,7 @@
     <w:p>
       <w:pPr>
         <w:pStyle w:val="SourceCode"/>
+        <w:keepLines/>
       </w:pPr>
       <w:r>
         <w:rPr>
@@ -1474,6 +1488,7 @@
     <w:p>
       <w:pPr>
         <w:pStyle w:val="Heading2"/>
+        <w:keepNext/>
       </w:pPr>
       <w:r>
         <w:t xml:space="preserve">2. </w:t>
@@ -1490,6 +1505,7 @@
     <w:p>
       <w:pPr>
         <w:pStyle w:val="Heading2"/>
+        <w:keepNext/>
       </w:pPr>
       <w:r>
         <w:t xml:space="preserve">2.1 </w:t>
@@ -1515,6 +1531,7 @@
     <w:p>
       <w:pPr>
         <w:pStyle w:val="SourceCode"/>
+        <w:keepLines/>
       </w:pPr>
       <w:r>
         <w:rPr>
@@ -1672,6 +1689,7 @@
     <w:p>
       <w:pPr>
         <w:pStyle w:val="SourceCode"/>
+        <w:keepLines/>
       </w:pPr>
       <w:r>
         <w:rPr>
@@ -1701,6 +1719,7 @@
     <w:p>
       <w:pPr>
         <w:pStyle w:val="SourceCode"/>
+        <w:keepLines/>
       </w:pPr>
       <w:r>
         <w:rPr>
@@ -1779,6 +1798,7 @@
     <w:p>
       <w:pPr>
         <w:pStyle w:val="Heading3"/>
+        <w:keepNext/>
       </w:pPr>
       <w:r>
         <w:t xml:space="preserve">2.2 </w:t>
@@ -1804,6 +1824,7 @@
     <w:p>
       <w:pPr>
         <w:pStyle w:val="SourceCode"/>
+        <w:keepLines/>
       </w:pPr>
       <w:r>
         <w:rPr>
@@ -1834,6 +1855,7 @@
     <w:p>
       <w:pPr>
         <w:pStyle w:val="Heading3"/>
+        <w:keepNext/>
       </w:pPr>
       <w:r>
         <w:t xml:space="preserve">2.3 </w:t>
@@ -1868,6 +1890,7 @@
     <w:p>
       <w:pPr>
         <w:pStyle w:val="SourceCode"/>
+        <w:keepLines/>
       </w:pPr>
       <w:r>
         <w:rPr>
@@ -1961,6 +1984,7 @@
     <w:p>
       <w:pPr>
         <w:pStyle w:val="SourceCode"/>
+        <w:keepLines/>
       </w:pPr>
       <w:r>
         <w:rPr>
@@ -2045,6 +2069,7 @@
     <w:p>
       <w:pPr>
         <w:pStyle w:val="Heading2"/>
+        <w:keepNext/>
       </w:pPr>
       <w:r>
         <w:t xml:space="preserve">3. </w:t>
@@ -2071,6 +2096,7 @@
     <w:p>
       <w:pPr>
         <w:pStyle w:val="Heading3"/>
+        <w:keepNext/>
       </w:pPr>
       <w:r>
         <w:t xml:space="preserve">3.1 </w:t>
@@ -2096,6 +2122,7 @@
     <w:p>
       <w:pPr>
         <w:pStyle w:val="SourceCode"/>
+        <w:keepLines/>
       </w:pPr>
       <w:r>
         <w:rPr>
@@ -2159,6 +2186,7 @@
     <w:p>
       <w:pPr>
         <w:pStyle w:val="SourceCode"/>
+        <w:keepLines/>
       </w:pPr>
       <w:r>
         <w:rPr>
@@ -2232,6 +2260,7 @@
     <w:p>
       <w:pPr>
         <w:pStyle w:val="SourceCode"/>
+        <w:keepLines/>
       </w:pPr>
       <w:r>
         <w:rPr>
@@ -2305,6 +2334,7 @@
     <w:p>
       <w:pPr>
         <w:pStyle w:val="SourceCode"/>
+        <w:keepLines/>
       </w:pPr>
       <w:r>
         <w:rPr>
@@ -2358,6 +2388,7 @@
     <w:p>
       <w:pPr>
         <w:pStyle w:val="SourceCode"/>
+        <w:keepLines/>
       </w:pPr>
       <w:r>
         <w:rPr>
@@ -2572,6 +2603,7 @@
     <w:p>
       <w:pPr>
         <w:pStyle w:val="Heading3"/>
+        <w:keepNext/>
       </w:pPr>
       <w:r>
         <w:t xml:space="preserve">3.2 </w:t>
@@ -2597,6 +2629,7 @@
     <w:p>
       <w:pPr>
         <w:pStyle w:val="SourceCode"/>
+        <w:keepLines/>
       </w:pPr>
       <w:r>
         <w:rPr>
@@ -2777,6 +2810,7 @@
     <w:p>
       <w:pPr>
         <w:pStyle w:val="SourceCode"/>
+        <w:keepLines/>
       </w:pPr>
       <w:r>
         <w:rPr>
@@ -2943,6 +2977,7 @@
     <w:p>
       <w:pPr>
         <w:pStyle w:val="Heading3"/>
+        <w:keepNext/>
       </w:pPr>
       <w:r>
         <w:t xml:space="preserve">3.3 </w:t>
@@ -2968,6 +3003,7 @@
     <w:p>
       <w:pPr>
         <w:pStyle w:val="SourceCode"/>
+        <w:keepLines/>
       </w:pPr>
       <w:r>
         <w:rPr>
@@ -3051,6 +3087,7 @@
     <w:p>
       <w:pPr>
         <w:pStyle w:val="SourceCode"/>
+        <w:keepLines/>
       </w:pPr>
       <w:r>
         <w:rPr>
@@ -3136,6 +3173,7 @@
     <w:p>
       <w:pPr>
         <w:pStyle w:val="Heading3"/>
+        <w:keepNext/>
       </w:pPr>
       <w:r>
         <w:t xml:space="preserve">3.4 </w:t>
@@ -3161,6 +3199,7 @@
     <w:p>
       <w:pPr>
         <w:pStyle w:val="SourceCode"/>
+        <w:keepLines/>
       </w:pPr>
       <w:r>
         <w:rPr>
@@ -3300,6 +3339,7 @@
     <w:p>
       <w:pPr>
         <w:pStyle w:val="Heading2"/>
+        <w:keepNext/>
       </w:pPr>
       <w:r>
         <w:t xml:space="preserve">4. </w:t>
@@ -3325,6 +3365,7 @@
     <w:p>
       <w:pPr>
         <w:pStyle w:val="SourceCode"/>
+        <w:keepLines/>
       </w:pPr>
       <w:r>
         <w:rPr>
@@ -3453,6 +3494,7 @@
     <w:p>
       <w:pPr>
         <w:pStyle w:val="SourceCode"/>
+        <w:keepLines/>
       </w:pPr>
       <w:r>
         <w:rPr>
@@ -3516,6 +3558,7 @@
     <w:p>
       <w:pPr>
         <w:pStyle w:val="SourceCode"/>
+        <w:keepLines/>
       </w:pPr>
       <w:r>
         <w:rPr>
@@ -3599,6 +3642,7 @@
     <w:p>
       <w:pPr>
         <w:pStyle w:val="SourceCode"/>
+        <w:keepLines/>
       </w:pPr>
       <w:r>
         <w:rPr>
@@ -3675,6 +3719,7 @@
     <w:p>
       <w:pPr>
         <w:pStyle w:val="Heading2"/>
+        <w:keepNext/>
       </w:pPr>
       <w:r>
         <w:t xml:space="preserve">5. </w:t>
@@ -3710,6 +3755,7 @@
     <w:p>
       <w:pPr>
         <w:pStyle w:val="Heading3"/>
+        <w:keepNext/>
       </w:pPr>
       <w:r>
         <w:t xml:space="preserve">5.1 </w:t>
@@ -3735,6 +3781,7 @@
     <w:p>
       <w:pPr>
         <w:pStyle w:val="SourceCode"/>
+        <w:keepLines/>
       </w:pPr>
       <w:r>
         <w:rPr>
@@ -3812,6 +3859,7 @@
     <w:p>
       <w:pPr>
         <w:pStyle w:val="SourceCode"/>
+        <w:keepLines/>
       </w:pPr>
       <w:r>
         <w:rPr>
@@ -3888,6 +3936,7 @@
     <w:p>
       <w:pPr>
         <w:pStyle w:val="Heading3"/>
+        <w:keepNext/>
       </w:pPr>
       <w:r>
         <w:t xml:space="preserve">5.2 </w:t>
@@ -3913,6 +3962,7 @@
     <w:p>
       <w:pPr>
         <w:pStyle w:val="SourceCode"/>
+        <w:keepLines/>
       </w:pPr>
       <w:r>
         <w:rPr>
@@ -4076,6 +4126,7 @@
     <w:p>
       <w:pPr>
         <w:pStyle w:val="Heading3"/>
+        <w:keepNext/>
       </w:pPr>
       <w:r>
         <w:t xml:space="preserve">5.3 </w:t>
@@ -4112,6 +4163,7 @@
     <w:p>
       <w:pPr>
         <w:pStyle w:val="SourceCode"/>
+        <w:keepLines/>
       </w:pPr>
       <w:r>
         <w:rPr>
@@ -4158,6 +4210,7 @@
     <w:p>
       <w:pPr>
         <w:pStyle w:val="Heading3"/>
+        <w:keepNext/>
       </w:pPr>
       <w:r>
         <w:t xml:space="preserve">5.4 </w:t>
@@ -4201,6 +4254,7 @@
     <w:p>
       <w:pPr>
         <w:pStyle w:val="SourceCode"/>
+        <w:keepLines/>
       </w:pPr>
       <w:r>
         <w:rPr>
@@ -4246,6 +4300,7 @@
     <w:p>
       <w:pPr>
         <w:pStyle w:val="SourceCode"/>
+        <w:keepLines/>
       </w:pPr>
       <w:r>
         <w:rPr>
@@ -4351,6 +4406,7 @@
     <w:p>
       <w:pPr>
         <w:pStyle w:val="SourceCode"/>
+        <w:keepLines/>
       </w:pPr>
       <w:r>
         <w:rPr>
@@ -4432,6 +4488,7 @@
     <w:p>
       <w:pPr>
         <w:pStyle w:val="Heading2"/>
+        <w:keepNext/>
       </w:pPr>
       <w:r>
         <w:t xml:space="preserve">6. </w:t>
@@ -4447,6 +4504,7 @@
     <w:p>
       <w:pPr>
         <w:pStyle w:val="Heading3"/>
+        <w:keepNext/>
       </w:pPr>
       <w:r>
         <w:t xml:space="preserve">6.1 </w:t>
@@ -4472,6 +4530,7 @@
     <w:p>
       <w:pPr>
         <w:pStyle w:val="SourceCode"/>
+        <w:keepLines/>
       </w:pPr>
       <w:r>
         <w:rPr>
@@ -4535,6 +4594,7 @@
     <w:p>
       <w:pPr>
         <w:pStyle w:val="SourceCode"/>
+        <w:keepLines/>
       </w:pPr>
       <w:r>
         <w:rPr>
@@ -4589,6 +4649,7 @@
     <w:p>
       <w:pPr>
         <w:pStyle w:val="Heading3"/>
+        <w:keepNext/>
       </w:pPr>
       <w:r>
         <w:t xml:space="preserve">6.2 </w:t>
@@ -4614,6 +4675,7 @@
     <w:p>
       <w:pPr>
         <w:pStyle w:val="SourceCode"/>
+        <w:keepLines/>
       </w:pPr>
       <w:r>
         <w:rPr>
@@ -4697,6 +4759,7 @@
     <w:p>
       <w:pPr>
         <w:pStyle w:val="SourceCode"/>
+        <w:keepLines/>
       </w:pPr>
       <w:r>
         <w:rPr>
@@ -4731,6 +4794,7 @@
     <w:p>
       <w:pPr>
         <w:pStyle w:val="Heading3"/>
+        <w:keepNext/>
       </w:pPr>
       <w:r>
         <w:t xml:space="preserve">6.3 </w:t>
@@ -4756,6 +4820,7 @@
     <w:p>
       <w:pPr>
         <w:pStyle w:val="SourceCode"/>
+        <w:keepLines/>
       </w:pPr>
       <w:r>
         <w:rPr>
@@ -4881,6 +4946,7 @@
     <w:p>
       <w:pPr>
         <w:pStyle w:val="Heading2"/>
+        <w:keepNext/>
       </w:pPr>
       <w:r>
         <w:t xml:space="preserve">7. </w:t>
@@ -4933,6 +4999,7 @@
     <w:p>
       <w:pPr>
         <w:pStyle w:val="SourceCode"/>
+        <w:keepLines/>
       </w:pPr>
       <w:r>
         <w:rPr>
@@ -5052,6 +5119,7 @@
     <w:p>
       <w:pPr>
         <w:pStyle w:val="SourceCode"/>
+        <w:keepLines/>
       </w:pPr>
       <w:r>
         <w:rPr>
@@ -5120,6 +5188,7 @@
     <w:p>
       <w:pPr>
         <w:pStyle w:val="Heading2"/>
+        <w:keepNext/>
       </w:pPr>
       <w:r>
         <w:t xml:space="preserve">8. </w:t>
@@ -5146,6 +5215,7 @@
     <w:p>
       <w:pPr>
         <w:pStyle w:val="Heading3"/>
+        <w:keepNext/>
       </w:pPr>
       <w:r>
         <w:t xml:space="preserve">8.1 </w:t>
@@ -5171,6 +5241,7 @@
     <w:p>
       <w:pPr>
         <w:pStyle w:val="SourceCode"/>
+        <w:keepLines/>
       </w:pPr>
       <w:r>
         <w:rPr>
@@ -5264,6 +5335,7 @@
     <w:p>
       <w:pPr>
         <w:pStyle w:val="SourceCode"/>
+        <w:keepLines/>
       </w:pPr>
       <w:r>
         <w:rPr>
@@ -5419,6 +5491,7 @@
     <w:p>
       <w:pPr>
         <w:pStyle w:val="Heading3"/>
+        <w:keepNext/>
       </w:pPr>
       <w:r>
         <w:t xml:space="preserve">8.2 </w:t>
@@ -5444,6 +5517,7 @@
     <w:p>
       <w:pPr>
         <w:pStyle w:val="SourceCode"/>
+        <w:keepLines/>
       </w:pPr>
       <w:r>
         <w:rPr>
@@ -5564,6 +5638,7 @@
     <w:p>
       <w:pPr>
         <w:pStyle w:val="Heading3"/>
+        <w:keepNext/>
       </w:pPr>
       <w:r>
         <w:t xml:space="preserve">8.3 </w:t>
@@ -5589,6 +5664,7 @@
     <w:p>
       <w:pPr>
         <w:pStyle w:val="SourceCode"/>
+        <w:keepLines/>
       </w:pPr>
       <w:r>
         <w:rPr>
@@ -5689,6 +5765,7 @@
     <w:p>
       <w:pPr>
         <w:pStyle w:val="Heading2"/>
+        <w:keepNext/>
       </w:pPr>
       <w:r>
         <w:t xml:space="preserve">9. </w:t>
@@ -5704,6 +5781,7 @@
     <w:p>
       <w:pPr>
         <w:pStyle w:val="Heading3"/>
+        <w:keepNext/>
       </w:pPr>
       <w:r>
         <w:t xml:space="preserve">9.1 </w:t>
@@ -5729,6 +5807,7 @@
     <w:p>
       <w:pPr>
         <w:pStyle w:val="SourceCode"/>
+        <w:keepLines/>
       </w:pPr>
       <w:r>
         <w:rPr>
@@ -5805,6 +5884,7 @@
     <w:p>
       <w:pPr>
         <w:pStyle w:val="SourceCode"/>
+        <w:keepLines/>
       </w:pPr>
       <w:r>
         <w:rPr>
@@ -5836,6 +5916,7 @@
     <w:p>
       <w:pPr>
         <w:pStyle w:val="Heading3"/>
+        <w:keepNext/>
       </w:pPr>
       <w:r>
         <w:t xml:space="preserve">9.2 </w:t>
@@ -5861,6 +5942,7 @@
     <w:p>
       <w:pPr>
         <w:pStyle w:val="SourceCode"/>
+        <w:keepLines/>
       </w:pPr>
       <w:r>
         <w:rPr>
@@ -5910,6 +5992,7 @@
     <w:p>
       <w:pPr>
         <w:pStyle w:val="SourceCode"/>
+        <w:keepLines/>
       </w:pPr>
       <w:r>
         <w:rPr>
@@ -5999,6 +6082,7 @@
     <w:p>
       <w:pPr>
         <w:pStyle w:val="Heading3"/>
+        <w:keepNext/>
       </w:pPr>
       <w:r>
         <w:t xml:space="preserve">9.3 </w:t>
@@ -6024,6 +6108,7 @@
     <w:p>
       <w:pPr>
         <w:pStyle w:val="SourceCode"/>
+        <w:keepLines/>
       </w:pPr>
       <w:r>
         <w:rPr>
@@ -6214,6 +6299,7 @@
     <w:p>
       <w:pPr>
         <w:pStyle w:val="SourceCode"/>
+        <w:keepLines/>
       </w:pPr>
       <w:r>
         <w:rPr>
@@ -6311,6 +6397,7 @@
     <w:p>
       <w:pPr>
         <w:pStyle w:val="SourceCode"/>
+        <w:keepLines/>
       </w:pPr>
       <w:r>
         <w:rPr>
@@ -6360,6 +6447,7 @@
     <w:p>
       <w:pPr>
         <w:pStyle w:val="Heading2"/>
+        <w:keepNext/>
       </w:pPr>
       <w:r>
         <w:t xml:space="preserve">10. </w:t>
@@ -6385,6 +6473,7 @@
     <w:p>
       <w:pPr>
         <w:pStyle w:val="SourceCode"/>
+        <w:keepLines/>
       </w:pPr>
       <w:r>
         <w:rPr>
@@ -6438,6 +6527,7 @@
     <w:p>
       <w:pPr>
         <w:pStyle w:val="SourceCode"/>
+        <w:keepLines/>
       </w:pPr>
       <w:r>
         <w:rPr>
@@ -6491,6 +6581,7 @@
     <w:p>
       <w:pPr>
         <w:pStyle w:val="SourceCode"/>
+        <w:keepLines/>
       </w:pPr>
       <w:r>
         <w:rPr>
@@ -6570,6 +6661,7 @@
     <w:p>
       <w:pPr>
         <w:pStyle w:val="SourceCode"/>
+        <w:keepLines/>
       </w:pPr>
       <w:r>
         <w:rPr>
@@ -6642,6 +6734,7 @@
     <w:p>
       <w:pPr>
         <w:pStyle w:val="Heading2"/>
+        <w:keepNext/>
       </w:pPr>
       <w:r>
         <w:t xml:space="preserve">11. </w:t>
@@ -6666,6 +6759,7 @@
     <w:p>
       <w:pPr>
         <w:pStyle w:val="Heading3"/>
+        <w:keepNext/>
       </w:pPr>
       <w:r>
         <w:t xml:space="preserve">11.1 </w:t>
@@ -6691,6 +6785,7 @@
     <w:p>
       <w:pPr>
         <w:pStyle w:val="SourceCode"/>
+        <w:keepLines/>
       </w:pPr>
       <w:r>
         <w:rPr>
@@ -6788,6 +6883,7 @@
     <w:p>
       <w:pPr>
         <w:pStyle w:val="SourceCode"/>
+        <w:keepLines/>
       </w:pPr>
       <w:r>
         <w:rPr>
@@ -6902,6 +6998,7 @@
     <w:p>
       <w:pPr>
         <w:pStyle w:val="SourceCode"/>
+        <w:keepLines/>
       </w:pPr>
       <w:r>
         <w:rPr>
@@ -6927,6 +7024,7 @@
     <w:p>
       <w:pPr>
         <w:pStyle w:val="Heading3"/>
+        <w:keepNext/>
       </w:pPr>
       <w:r>
         <w:t xml:space="preserve">11.2 </w:t>
@@ -6952,6 +7050,7 @@
     <w:p>
       <w:pPr>
         <w:pStyle w:val="SourceCode"/>
+        <w:keepLines/>
       </w:pPr>
       <w:r>
         <w:rPr>
@@ -7012,6 +7111,7 @@
     <w:p>
       <w:pPr>
         <w:pStyle w:val="Heading3"/>
+        <w:keepNext/>
       </w:pPr>
       <w:r>
         <w:t xml:space="preserve">11.3 </w:t>
@@ -7037,6 +7137,7 @@
     <w:p>
       <w:pPr>
         <w:pStyle w:val="SourceCode"/>
+        <w:keepLines/>
       </w:pPr>
       <w:r>
         <w:rPr>
@@ -7093,6 +7194,7 @@
     <w:p>
       <w:pPr>
         <w:pStyle w:val="SourceCode"/>
+        <w:keepLines/>
       </w:pPr>
       <w:r>
         <w:rPr>
@@ -7160,6 +7262,7 @@
     <w:p>
       <w:pPr>
         <w:pStyle w:val="Heading2"/>
+        <w:keepNext/>
       </w:pPr>
       <w:r>
         <w:t xml:space="preserve">12. </w:t>
@@ -7185,6 +7288,7 @@
     <w:p>
       <w:pPr>
         <w:pStyle w:val="SourceCode"/>
+        <w:keepLines/>
       </w:pPr>
       <w:r>
         <w:rPr>
@@ -7379,6 +7483,7 @@
     <w:p>
       <w:pPr>
         <w:pStyle w:val="Heading3"/>
+        <w:keepNext/>
       </w:pPr>
       <w:r>
         <w:t xml:space="preserve">12.1 </w:t>
@@ -7404,6 +7509,7 @@
     <w:p>
       <w:pPr>
         <w:pStyle w:val="SourceCode"/>
+        <w:keepLines/>
       </w:pPr>
       <w:r>
         <w:rPr>
@@ -7460,6 +7566,7 @@
     <w:p>
       <w:pPr>
         <w:pStyle w:val="SourceCode"/>
+        <w:keepLines/>
       </w:pPr>
       <w:r>
         <w:rPr>
@@ -7528,6 +7635,7 @@
     <w:p>
       <w:pPr>
         <w:pStyle w:val="Heading3"/>
+        <w:keepNext/>
       </w:pPr>
       <w:r>
         <w:t xml:space="preserve">12.2 </w:t>
@@ -7553,6 +7661,7 @@
     <w:p>
       <w:pPr>
         <w:pStyle w:val="SourceCode"/>
+        <w:keepLines/>
       </w:pPr>
       <w:r>
         <w:rPr>
@@ -7675,6 +7784,7 @@
     <w:p>
       <w:pPr>
         <w:pStyle w:val="Heading3"/>
+        <w:keepNext/>
       </w:pPr>
       <w:r>
         <w:t xml:space="preserve">12.3 </w:t>
@@ -7700,6 +7810,7 @@
     <w:p>
       <w:pPr>
         <w:pStyle w:val="SourceCode"/>
+        <w:keepLines/>
       </w:pPr>
       <w:r>
         <w:rPr>
@@ -7765,6 +7876,7 @@
     <w:p>
       <w:pPr>
         <w:pStyle w:val="Heading3"/>
+        <w:keepNext/>
       </w:pPr>
       <w:r>
         <w:t xml:space="preserve">12.4 </w:t>
@@ -7790,6 +7902,7 @@
     <w:p>
       <w:pPr>
         <w:pStyle w:val="SourceCode"/>
+        <w:keepLines/>
       </w:pPr>
       <w:r>
         <w:rPr>
@@ -7870,6 +7983,7 @@
     <w:p>
       <w:pPr>
         <w:pStyle w:val="Heading3"/>
+        <w:keepNext/>
       </w:pPr>
       <w:r>
         <w:t xml:space="preserve">12.5 </w:t>
@@ -7895,6 +8009,7 @@
     <w:p>
       <w:pPr>
         <w:pStyle w:val="SourceCode"/>
+        <w:keepLines/>
       </w:pPr>
       <w:r>
         <w:rPr>
@@ -7960,6 +8075,7 @@
     <w:p>
       <w:pPr>
         <w:pStyle w:val="Heading3"/>
+        <w:keepNext/>
       </w:pPr>
       <w:r>
         <w:t xml:space="preserve">12.6 </w:t>
@@ -7985,6 +8101,7 @@
     <w:p>
       <w:pPr>
         <w:pStyle w:val="SourceCode"/>
+        <w:keepLines/>
       </w:pPr>
       <w:r>
         <w:rPr>
@@ -8071,6 +8188,7 @@
     <w:p>
       <w:pPr>
         <w:pStyle w:val="SourceCode"/>
+        <w:keepLines/>
       </w:pPr>
       <w:r>
         <w:rPr>
@@ -8161,6 +8279,7 @@
     <w:p>
       <w:pPr>
         <w:pStyle w:val="Heading2"/>
+        <w:keepNext/>
       </w:pPr>
       <w:r>
         <w:t xml:space="preserve">13. </w:t>
@@ -8186,6 +8305,7 @@
     <w:p>
       <w:pPr>
         <w:pStyle w:val="SourceCode"/>
+        <w:keepLines/>
       </w:pPr>
       <w:r>
         <w:rPr>
@@ -8378,6 +8498,7 @@
     <w:p>
       <w:pPr>
         <w:pStyle w:val="SourceCode"/>
+        <w:keepLines/>
       </w:pPr>
       <w:r>
         <w:rPr>
@@ -8430,6 +8551,7 @@
     <w:p>
       <w:pPr>
         <w:pStyle w:val="SourceCode"/>
+        <w:keepLines/>
       </w:pPr>
       <w:r>
         <w:rPr>
@@ -8534,6 +8656,7 @@
     <w:p>
       <w:pPr>
         <w:pStyle w:val="SourceCode"/>
+        <w:keepLines/>
       </w:pPr>
       <w:r>
         <w:rPr>
@@ -8587,6 +8710,7 @@
     <w:p>
       <w:pPr>
         <w:pStyle w:val="Heading2"/>
+        <w:keepNext/>
       </w:pPr>
       <w:r>
         <w:t xml:space="preserve">14. </w:t>
@@ -8613,6 +8737,7 @@
     <w:p>
       <w:pPr>
         <w:pStyle w:val="Heading3"/>
+        <w:keepNext/>
       </w:pPr>
       <w:r>
         <w:t xml:space="preserve">14.1 </w:t>
@@ -8627,6 +8752,7 @@
     <w:p>
       <w:pPr>
         <w:pStyle w:val="SourceCode"/>
+        <w:keepLines/>
       </w:pPr>
       <w:r>
         <w:rPr>
@@ -8709,6 +8835,7 @@
     <w:p>
       <w:pPr>
         <w:pStyle w:val="Heading3"/>
+        <w:keepNext/>
       </w:pPr>
       <w:r>
         <w:t xml:space="preserve">14.2 </w:t>
@@ -8723,6 +8850,7 @@
     <w:p>
       <w:pPr>
         <w:pStyle w:val="SourceCode"/>
+        <w:keepLines/>
       </w:pPr>
       <w:r>
         <w:rPr>
@@ -8891,6 +9019,7 @@
     <w:p>
       <w:pPr>
         <w:pStyle w:val="SourceCode"/>
+        <w:keepLines/>
       </w:pPr>
       <w:r>
         <w:rPr>
@@ -9072,6 +9201,7 @@
     <w:p>
       <w:pPr>
         <w:pStyle w:val="SourceCode"/>
+        <w:keepLines/>
       </w:pPr>
       <w:r>
         <w:rPr>
@@ -9296,6 +9426,7 @@
     <w:p>
       <w:pPr>
         <w:pStyle w:val="Heading2"/>
+        <w:keepNext/>
       </w:pPr>
       <w:r>
         <w:t xml:space="preserve">15. </w:t>
@@ -9321,6 +9452,7 @@
     <w:p>
       <w:pPr>
         <w:pStyle w:val="SourceCode"/>
+        <w:keepLines/>
       </w:pPr>
       <w:r>
         <w:rPr>
@@ -9357,6 +9489,7 @@
     <w:p>
       <w:pPr>
         <w:pStyle w:val="Heading2"/>
+        <w:keepNext/>
       </w:pPr>
       <w:r>
         <w:t xml:space="preserve">16. </w:t>
@@ -9372,6 +9505,7 @@
     <w:p>
       <w:pPr>
         <w:pStyle w:val="Heading3"/>
+        <w:keepNext/>
       </w:pPr>
       <w:r>
         <w:t xml:space="preserve">16.1 </w:t>
@@ -9400,6 +9534,7 @@
     <w:p>
       <w:pPr>
         <w:pStyle w:val="SourceCode"/>
+        <w:keepLines/>
       </w:pPr>
       <w:r>
         <w:rPr>
@@ -9422,6 +9557,7 @@
     <w:p>
       <w:pPr>
         <w:pStyle w:val="SourceCode"/>
+        <w:keepLines/>
       </w:pPr>
       <w:r>
         <w:rPr>
@@ -9458,6 +9594,7 @@
     <w:p>
       <w:pPr>
         <w:pStyle w:val="Heading3"/>
+        <w:keepNext/>
       </w:pPr>
       <w:r>
         <w:t xml:space="preserve">16.2 </w:t>
@@ -9483,6 +9620,7 @@
     <w:p>
       <w:pPr>
         <w:pStyle w:val="SourceCode"/>
+        <w:keepLines/>
       </w:pPr>
       <w:r>
         <w:rPr>
@@ -9588,6 +9726,7 @@
     <w:p>
       <w:pPr>
         <w:pStyle w:val="SourceCode"/>
+        <w:keepLines/>
       </w:pPr>
       <w:r>
         <w:rPr>
@@ -9656,6 +9795,7 @@
     <w:p>
       <w:pPr>
         <w:pStyle w:val="Heading3"/>
+        <w:keepNext/>
       </w:pPr>
       <w:r>
         <w:t xml:space="preserve">16.3 </w:t>
@@ -9694,6 +9834,7 @@
     <w:p>
       <w:pPr>
         <w:pStyle w:val="Heading3"/>
+        <w:keepNext/>
       </w:pPr>
       <w:r>
         <w:t xml:space="preserve">16.4 </w:t>
@@ -9719,6 +9860,7 @@
     <w:p>
       <w:pPr>
         <w:pStyle w:val="SourceCode"/>
+        <w:keepLines/>
       </w:pPr>
       <w:r>
         <w:rPr>
@@ -9768,6 +9910,7 @@
     <w:p>
       <w:pPr>
         <w:pStyle w:val="SourceCode"/>
+        <w:keepLines/>
       </w:pPr>
       <w:r>
         <w:rPr>
@@ -9808,6 +9951,7 @@
     <w:p>
       <w:pPr>
         <w:pStyle w:val="Heading3"/>
+        <w:keepNext/>
       </w:pPr>
       <w:r>
         <w:t xml:space="preserve">16.5 </w:t>
@@ -9853,6 +9997,7 @@
     <w:p>
       <w:pPr>
         <w:pStyle w:val="SourceCode"/>
+        <w:keepLines/>
       </w:pPr>
       <w:r>
         <w:rPr>
@@ -9919,6 +10064,7 @@
     <w:p>
       <w:pPr>
         <w:pStyle w:val="Heading2"/>
+        <w:keepNext/>
       </w:pPr>
       <w:r>
         <w:t xml:space="preserve">17. </w:t>
@@ -9963,6 +10109,7 @@
     <w:p>
       <w:pPr>
         <w:pStyle w:val="Heading3"/>
+        <w:keepNext/>
       </w:pPr>
       <w:r>
         <w:t xml:space="preserve">17.1 </w:t>
@@ -9977,6 +10124,7 @@
     <w:p>
       <w:pPr>
         <w:pStyle w:val="SourceCode"/>
+        <w:keepLines/>
       </w:pPr>
       <w:r>
         <w:rPr>
@@ -10440,6 +10588,7 @@
     <w:p>
       <w:pPr>
         <w:pStyle w:val="SourceCode"/>
+        <w:keepLines/>
       </w:pPr>
       <w:r>
         <w:rPr>
@@ -10524,6 +10673,7 @@
     <w:p>
       <w:pPr>
         <w:pStyle w:val="Heading3"/>
+        <w:keepNext/>
       </w:pPr>
       <w:r>
         <w:t xml:space="preserve">17.2 </w:t>
@@ -10558,6 +10708,7 @@
     <w:p>
       <w:pPr>
         <w:pStyle w:val="SourceCode"/>
+        <w:keepLines/>
       </w:pPr>
       <w:r>
         <w:rPr>
@@ -10704,6 +10855,7 @@
     <w:p>
       <w:pPr>
         <w:pStyle w:val="Heading3"/>
+        <w:keepNext/>
       </w:pPr>
       <w:r>
         <w:t xml:space="preserve">17.3 </w:t>
@@ -10729,6 +10881,7 @@
     <w:p>
       <w:pPr>
         <w:pStyle w:val="SourceCode"/>
+        <w:keepLines/>
       </w:pPr>
       <w:r>
         <w:rPr>
@@ -10881,6 +11034,7 @@
     <w:p>
       <w:pPr>
         <w:pStyle w:val="Heading3"/>
+        <w:keepNext/>
       </w:pPr>
       <w:r>
         <w:t xml:space="preserve">17.4 </w:t>
@@ -10906,6 +11060,7 @@
     <w:p>
       <w:pPr>
         <w:pStyle w:val="SourceCode"/>
+        <w:keepLines/>
       </w:pPr>
       <w:r>
         <w:rPr>
@@ -11096,6 +11251,7 @@
     <w:p>
       <w:pPr>
         <w:pStyle w:val="SourceCode"/>
+        <w:keepLines/>
       </w:pPr>
       <w:r>
         <w:rPr>
@@ -11141,6 +11297,7 @@
     <w:p>
       <w:pPr>
         <w:pStyle w:val="Heading3"/>
+        <w:keepNext/>
       </w:pPr>
       <w:r>
         <w:t xml:space="preserve">17.5 Excel </w:t>
@@ -11155,6 +11312,7 @@
     <w:p>
       <w:pPr>
         <w:pStyle w:val="SourceCode"/>
+        <w:keepLines/>
       </w:pPr>
       <w:r>
         <w:rPr>
@@ -11603,6 +11761,7 @@
     <w:p>
       <w:pPr>
         <w:pStyle w:val="Heading3"/>
+        <w:keepNext/>
       </w:pPr>
       <w:r>
         <w:t xml:space="preserve">17.6 JSON </w:t>
@@ -11673,6 +11832,7 @@
     <w:p>
       <w:pPr>
         <w:pStyle w:val="SourceCode"/>
+        <w:keepLines/>
       </w:pPr>
       <w:r>
         <w:rPr>
@@ -12866,6 +13026,7 @@
     <w:p>
       <w:pPr>
         <w:pStyle w:val="Heading2"/>
+        <w:keepNext/>
       </w:pPr>
       <w:r>
         <w:t xml:space="preserve">18. </w:t>
@@ -12881,6 +13042,7 @@
     <w:p>
       <w:pPr>
         <w:pStyle w:val="Heading3"/>
+        <w:keepNext/>
       </w:pPr>
       <w:r>
         <w:t xml:space="preserve">18.1 </w:t>
@@ -12906,6 +13068,7 @@
     <w:p>
       <w:pPr>
         <w:pStyle w:val="SourceCode"/>
+        <w:keepLines/>
       </w:pPr>
       <w:r>
         <w:rPr>
@@ -12999,6 +13162,7 @@
     <w:p>
       <w:pPr>
         <w:pStyle w:val="SourceCode"/>
+        <w:keepLines/>
       </w:pPr>
       <w:r>
         <w:rPr>
@@ -13130,6 +13294,7 @@
     <w:p>
       <w:pPr>
         <w:pStyle w:val="Heading3"/>
+        <w:keepNext/>
       </w:pPr>
       <w:r>
         <w:t xml:space="preserve">18.2 </w:t>
@@ -13155,6 +13320,7 @@
     <w:p>
       <w:pPr>
         <w:pStyle w:val="SourceCode"/>
+        <w:keepLines/>
       </w:pPr>
       <w:r>
         <w:rPr>
@@ -13245,6 +13411,7 @@
     <w:p>
       <w:pPr>
         <w:pStyle w:val="Heading3"/>
+        <w:keepNext/>
       </w:pPr>
       <w:r>
         <w:t xml:space="preserve">18.3 </w:t>
@@ -13270,6 +13437,7 @@
     <w:p>
       <w:pPr>
         <w:pStyle w:val="SourceCode"/>
+        <w:keepLines/>
       </w:pPr>
       <w:r>
         <w:rPr>
@@ -13334,6 +13502,7 @@
     <w:p>
       <w:pPr>
         <w:pStyle w:val="Heading3"/>
+        <w:keepNext/>
       </w:pPr>
       <w:r>
         <w:t xml:space="preserve">18.4 </w:t>
@@ -13359,6 +13528,7 @@
     <w:p>
       <w:pPr>
         <w:pStyle w:val="SourceCode"/>
+        <w:keepLines/>
       </w:pPr>
       <w:r>
         <w:rPr>
@@ -13487,6 +13657,7 @@
     <w:p>
       <w:pPr>
         <w:pStyle w:val="Heading2"/>
+        <w:keepNext/>
       </w:pPr>
       <w:r>
         <w:t xml:space="preserve">19. </w:t>
@@ -13861,6 +14032,7 @@
     <w:p>
       <w:pPr>
         <w:pStyle w:val="Heading2"/>
+        <w:keepNext/>
       </w:pPr>
       <w:r>
         <w:t xml:space="preserve">20. Excel </w:t>
@@ -13929,6 +14101,7 @@
     <w:p>
       <w:pPr>
         <w:pStyle w:val="Heading3"/>
+        <w:keepNext/>
       </w:pPr>
       <w:r>
         <w:t xml:space="preserve">20.1 </w:t>
@@ -13952,6 +14125,7 @@
       </w:tblGrid>
       <w:tr>
         <w:trPr>
+          <w:cantSplit/>
           <w:tblHeader w:val="on"/>
         </w:trPr>
         <w:tc>
@@ -13984,6 +14158,9 @@
         </w:tc>
       </w:tr>
       <w:tr>
+        <w:trPr>
+          <w:cantSplit/>
+        </w:trPr>
         <w:tc>
           <w:tcPr/>
           <w:p>
@@ -14014,6 +14191,9 @@
         </w:tc>
       </w:tr>
       <w:tr>
+        <w:trPr>
+          <w:cantSplit/>
+        </w:trPr>
         <w:tc>
           <w:tcPr/>
           <w:p>
@@ -14044,6 +14224,9 @@
         </w:tc>
       </w:tr>
       <w:tr>
+        <w:trPr>
+          <w:cantSplit/>
+        </w:trPr>
         <w:tc>
           <w:tcPr/>
           <w:p>
@@ -14074,6 +14257,9 @@
         </w:tc>
       </w:tr>
       <w:tr>
+        <w:trPr>
+          <w:cantSplit/>
+        </w:trPr>
         <w:tc>
           <w:tcPr/>
           <w:p>
@@ -14107,6 +14293,9 @@
         </w:tc>
       </w:tr>
       <w:tr>
+        <w:trPr>
+          <w:cantSplit/>
+        </w:trPr>
         <w:tc>
           <w:tcPr/>
           <w:p>
@@ -14146,6 +14335,9 @@
         </w:tc>
       </w:tr>
       <w:tr>
+        <w:trPr>
+          <w:cantSplit/>
+        </w:trPr>
         <w:tc>
           <w:tcPr/>
           <w:p>
@@ -14176,6 +14368,9 @@
         </w:tc>
       </w:tr>
       <w:tr>
+        <w:trPr>
+          <w:cantSplit/>
+        </w:trPr>
         <w:tc>
           <w:tcPr/>
           <w:p>
@@ -14220,6 +14415,7 @@
     <w:p>
       <w:pPr>
         <w:pStyle w:val="Heading3"/>
+        <w:keepNext/>
       </w:pPr>
       <w:r>
         <w:t xml:space="preserve">20.2 </w:t>
@@ -14368,6 +14564,7 @@
     <w:p>
       <w:pPr>
         <w:pStyle w:val="Heading2"/>
+        <w:keepNext/>
       </w:pPr>
       <w:r>
         <w:t xml:space="preserve">21. JSON </w:t>
@@ -14415,6 +14612,7 @@
     <w:p>
       <w:pPr>
         <w:pStyle w:val="Heading3"/>
+        <w:keepNext/>
       </w:pPr>
       <w:r>
         <w:t xml:space="preserve">21.1 </w:t>
@@ -14439,6 +14637,7 @@
       </w:tblGrid>
       <w:tr>
         <w:trPr>
+          <w:cantSplit/>
           <w:tblHeader w:val="on"/>
         </w:trPr>
         <w:tc>
@@ -14485,6 +14684,9 @@
         </w:tc>
       </w:tr>
       <w:tr>
+        <w:trPr>
+          <w:cantSplit/>
+        </w:trPr>
         <w:tc>
           <w:tcPr/>
           <w:p>
@@ -14551,6 +14753,9 @@
         </w:tc>
       </w:tr>
       <w:tr>
+        <w:trPr>
+          <w:cantSplit/>
+        </w:trPr>
         <w:tc>
           <w:tcPr/>
           <w:p>
@@ -14596,6 +14801,9 @@
         </w:tc>
       </w:tr>
       <w:tr>
+        <w:trPr>
+          <w:cantSplit/>
+        </w:trPr>
         <w:tc>
           <w:tcPr/>
           <w:p>
@@ -14640,6 +14848,9 @@
         </w:tc>
       </w:tr>
       <w:tr>
+        <w:trPr>
+          <w:cantSplit/>
+        </w:trPr>
         <w:tc>
           <w:tcPr/>
           <w:p>
@@ -14708,6 +14919,9 @@
         </w:tc>
       </w:tr>
       <w:tr>
+        <w:trPr>
+          <w:cantSplit/>
+        </w:trPr>
         <w:tc>
           <w:tcPr/>
           <w:p>
@@ -14773,6 +14987,9 @@
         </w:tc>
       </w:tr>
       <w:tr>
+        <w:trPr>
+          <w:cantSplit/>
+        </w:trPr>
         <w:tc>
           <w:tcPr/>
           <w:p>
@@ -14832,6 +15049,7 @@
     <w:p>
       <w:pPr>
         <w:pStyle w:val="Heading3"/>
+        <w:keepNext/>
       </w:pPr>
       <w:r>
         <w:t xml:space="preserve">21.2 </w:t>
@@ -14957,6 +15175,7 @@
     <w:p>
       <w:pPr>
         <w:pStyle w:val="Heading3"/>
+        <w:keepNext/>
       </w:pPr>
       <w:r>
         <w:t xml:space="preserve">21.3 </w:t>
@@ -15001,6 +15220,7 @@
     <w:p>
       <w:pPr>
         <w:pStyle w:val="SourceCode"/>
+        <w:keepLines/>
       </w:pPr>
       <w:r>
         <w:rPr>
@@ -15189,6 +15409,7 @@
     <w:p>
       <w:pPr>
         <w:pStyle w:val="SourceCode"/>
+        <w:keepLines/>
       </w:pPr>
       <w:r>
         <w:rPr>
@@ -15339,6 +15560,7 @@
     <w:p>
       <w:pPr>
         <w:pStyle w:val="Heading3"/>
+        <w:keepNext/>
       </w:pPr>
       <w:r>
         <w:t xml:space="preserve">21.4 </w:t>
@@ -15374,6 +15596,7 @@
       </w:tblGrid>
       <w:tr>
         <w:trPr>
+          <w:cantSplit/>
           <w:tblHeader w:val="on"/>
         </w:trPr>
         <w:tc>
@@ -15420,6 +15643,9 @@
         </w:tc>
       </w:tr>
       <w:tr>
+        <w:trPr>
+          <w:cantSplit/>
+        </w:trPr>
         <w:tc>
           <w:tcPr/>
           <w:p>
@@ -15464,6 +15690,9 @@
         </w:tc>
       </w:tr>
       <w:tr>
+        <w:trPr>
+          <w:cantSplit/>
+        </w:trPr>
         <w:tc>
           <w:tcPr/>
           <w:p>
@@ -15508,6 +15737,9 @@
         </w:tc>
       </w:tr>
       <w:tr>
+        <w:trPr>
+          <w:cantSplit/>
+        </w:trPr>
         <w:tc>
           <w:tcPr/>
           <w:p>
@@ -15552,6 +15784,9 @@
         </w:tc>
       </w:tr>
       <w:tr>
+        <w:trPr>
+          <w:cantSplit/>
+        </w:trPr>
         <w:tc>
           <w:tcPr/>
           <w:p>
@@ -15596,6 +15831,9 @@
         </w:tc>
       </w:tr>
       <w:tr>
+        <w:trPr>
+          <w:cantSplit/>
+        </w:trPr>
         <w:tc>
           <w:tcPr/>
           <w:p>
@@ -15640,6 +15878,9 @@
         </w:tc>
       </w:tr>
       <w:tr>
+        <w:trPr>
+          <w:cantSplit/>
+        </w:trPr>
         <w:tc>
           <w:tcPr/>
           <w:p>
@@ -15684,6 +15925,9 @@
         </w:tc>
       </w:tr>
       <w:tr>
+        <w:trPr>
+          <w:cantSplit/>
+        </w:trPr>
         <w:tc>
           <w:tcPr/>
           <w:p>
@@ -15731,6 +15975,9 @@
         </w:tc>
       </w:tr>
       <w:tr>
+        <w:trPr>
+          <w:cantSplit/>
+        </w:trPr>
         <w:tc>
           <w:tcPr/>
           <w:p>
@@ -15775,6 +16022,9 @@
         </w:tc>
       </w:tr>
       <w:tr>
+        <w:trPr>
+          <w:cantSplit/>
+        </w:trPr>
         <w:tc>
           <w:tcPr/>
           <w:p>
@@ -15819,6 +16069,9 @@
         </w:tc>
       </w:tr>
       <w:tr>
+        <w:trPr>
+          <w:cantSplit/>
+        </w:trPr>
         <w:tc>
           <w:tcPr/>
           <w:p>
@@ -15866,6 +16119,9 @@
         </w:tc>
       </w:tr>
       <w:tr>
+        <w:trPr>
+          <w:cantSplit/>
+        </w:trPr>
         <w:tc>
           <w:tcPr/>
           <w:p>
@@ -15915,6 +16171,7 @@
     <w:p>
       <w:pPr>
         <w:pStyle w:val="Heading3"/>
+        <w:keepNext/>
       </w:pPr>
       <w:r>
         <w:t xml:space="preserve">21.5 Web </w:t>
@@ -16068,6 +16325,7 @@
     <w:p>
       <w:pPr>
         <w:pStyle w:val="Heading3"/>
+        <w:keepNext/>
       </w:pPr>
       <w:r>
         <w:t xml:space="preserve">21.6 </w:t>
@@ -16156,6 +16414,7 @@
     <w:p>
       <w:pPr>
         <w:pStyle w:val="Heading2"/>
+        <w:keepNext/>
       </w:pPr>
       <w:r>
         <w:t xml:space="preserve">22. </w:t>
@@ -16194,6 +16453,7 @@
     <w:p>
       <w:pPr>
         <w:pStyle w:val="Heading3"/>
+        <w:keepNext/>
       </w:pPr>
       <w:r>
         <w:t xml:space="preserve">22.1 </w:t>
@@ -16208,6 +16468,7 @@
     <w:p>
       <w:pPr>
         <w:pStyle w:val="SourceCode"/>
+        <w:keepLines/>
       </w:pPr>
       <w:r>
         <w:rPr>
@@ -16355,6 +16616,7 @@
     <w:p>
       <w:pPr>
         <w:pStyle w:val="Heading3"/>
+        <w:keepNext/>
       </w:pPr>
       <w:r>
         <w:t xml:space="preserve">22.2 </w:t>
@@ -16391,6 +16653,7 @@
     <w:p>
       <w:pPr>
         <w:pStyle w:val="Heading3"/>
+        <w:keepNext/>
       </w:pPr>
       <w:r>
         <w:t xml:space="preserve">22.3 </w:t>
@@ -16527,6 +16790,7 @@
     <w:p>
       <w:pPr>
         <w:pStyle w:val="Heading3"/>
+        <w:keepNext/>
       </w:pPr>
       <w:r>
         <w:t xml:space="preserve">22.4 </w:t>
